--- a/apps/denidin-app/config/fee_agreement_templates/retainer_agreement.docx
+++ b/apps/denidin-app/config/fee_agreement_templates/retainer_agreement.docx
@@ -4,83 +4,240 @@
   <w:body>
     <w:p>
       <w:pPr>
-        <w:jc w:val="center"/>
+        <w:spacing w:after="120"/>
+        <w:jc w:val="right"/>
+        <w:bidi/>
       </w:pPr>
       <w:r>
         <w:rPr>
           <w:b/>
-          <w:sz w:val="32"/>
+          <w:sz w:val="26"/>
         </w:rPr>
-        <w:t>Retainer Fee Agreement</w:t>
+        <w:t>{{FIRM_NAME}}</w:t>
       </w:r>
     </w:p>
     <w:p>
       <w:pPr>
-        <w:jc w:val="center"/>
+        <w:spacing w:after="120"/>
+        <w:jc w:val="right"/>
+        <w:bidi/>
       </w:pPr>
       <w:r>
         <w:rPr>
-          <w:i/>
+          <w:b w:val="0"/>
+          <w:sz w:val="20"/>
         </w:rPr>
-        <w:t>{{FIRM_NAME}}</w:t>
-      </w:r>
-    </w:p>
-    <w:p/>
-    <w:p>
-      <w:r>
-        <w:t>This Fee Agreement ("Agreement") is entered into as of {{DATE}}, by and between:</w:t>
+        <w:t>{{DATE}}</w:t>
       </w:r>
     </w:p>
     <w:p>
+      <w:pPr>
+        <w:spacing w:after="120"/>
+        <w:jc w:val="right"/>
+        <w:bidi/>
+      </w:pPr>
+    </w:p>
+    <w:p>
+      <w:pPr>
+        <w:spacing w:after="120"/>
+        <w:jc w:val="right"/>
+        <w:bidi/>
+      </w:pPr>
       <w:r>
-        <w:t>{{FIRM_NAME}} ("the Firm"), and</w:t>
+        <w:rPr>
+          <w:b/>
+          <w:sz w:val="28"/>
+        </w:rPr>
+        <w:t>הצעת שכר טרחה</w:t>
       </w:r>
     </w:p>
     <w:p>
-      <w:r>
-        <w:t>{{CLIENT_NAME}} ("the Client").</w:t>
-      </w:r>
+      <w:pPr>
+        <w:spacing w:after="120"/>
+        <w:jc w:val="right"/>
+        <w:bidi/>
+      </w:pPr>
     </w:p>
-    <w:p/>
     <w:p>
+      <w:pPr>
+        <w:spacing w:after="120"/>
+        <w:jc w:val="right"/>
+        <w:bidi/>
+      </w:pPr>
       <w:r>
         <w:rPr>
-          <w:b/>
+          <w:b w:val="0"/>
+          <w:sz w:val="22"/>
         </w:rPr>
-        <w:t>1. Scope of Engagement</w:t>
+        <w:t>בין {{CLIENT_NAME}} (להלן – הלקוח)</w:t>
       </w:r>
     </w:p>
     <w:p>
-      <w:r>
-        <w:t>The Firm agrees to provide ongoing services to the Client regarding: {{SCOPE_OF_WORK}}.</w:t>
-      </w:r>
-    </w:p>
-    <w:p/>
-    <w:p>
+      <w:pPr>
+        <w:spacing w:after="120"/>
+        <w:jc w:val="right"/>
+        <w:bidi/>
+      </w:pPr>
       <w:r>
         <w:rPr>
-          <w:b/>
+          <w:b w:val="0"/>
+          <w:sz w:val="22"/>
         </w:rPr>
-        <w:t>2. Retainer Fee</w:t>
+        <w:t>לבין</w:t>
       </w:r>
     </w:p>
     <w:p>
-      <w:r>
-        <w:t>The Client agrees to pay the Firm a fixed retainer of {{FEE_AMOUNT}} per {{RETAINER_PERIOD}}, effective from {{DATE}}.</w:t>
-      </w:r>
-    </w:p>
-    <w:p/>
-    <w:p>
+      <w:pPr>
+        <w:spacing w:after="120"/>
+        <w:jc w:val="right"/>
+        <w:bidi/>
+      </w:pPr>
       <w:r>
         <w:rPr>
-          <w:b/>
+          <w:b w:val="0"/>
+          <w:sz w:val="22"/>
         </w:rPr>
-        <w:t>3. Signatures</w:t>
+        <w:t>עו"ד {{FIRM_NAME}} (להלן – עוה"ד)</w:t>
       </w:r>
     </w:p>
     <w:p>
+      <w:pPr>
+        <w:spacing w:after="120"/>
+        <w:jc w:val="right"/>
+        <w:bidi/>
+      </w:pPr>
+    </w:p>
+    <w:p>
+      <w:pPr>
+        <w:spacing w:after="120"/>
+        <w:jc w:val="right"/>
+        <w:bidi/>
+      </w:pPr>
       <w:r>
-        <w:t>Firm: _______________________        Client: _______________________</w:t>
+        <w:rPr>
+          <w:b w:val="0"/>
+          <w:sz w:val="22"/>
+        </w:rPr>
+        <w:t>עבור ייצוג הלקוח {{SCOPE_OF_WORK}}, ישלם הלקוח לעוה"ד שכר טרחה בהתאם למתווה הבא:</w:t>
+      </w:r>
+    </w:p>
+    <w:p>
+      <w:pPr>
+        <w:spacing w:after="120"/>
+        <w:jc w:val="right"/>
+        <w:bidi/>
+      </w:pPr>
+    </w:p>
+    <w:p>
+      <w:pPr>
+        <w:spacing w:after="120"/>
+        <w:jc w:val="right"/>
+        <w:bidi/>
+      </w:pPr>
+      <w:r>
+        <w:rPr>
+          <w:b w:val="0"/>
+          <w:sz w:val="22"/>
+        </w:rPr>
+        <w:t>א. הלקוח ישלם לעוה"ד שכר טרחה חודשי קבוע (ריטיינר) בסך {{FEE_AMOUNT}} ₪ כולל מע"מ, עבור תקופה של {{RETAINER_PERIOD}}.</w:t>
+      </w:r>
+    </w:p>
+    <w:p>
+      <w:pPr>
+        <w:spacing w:after="120"/>
+        <w:jc w:val="right"/>
+        <w:bidi/>
+      </w:pPr>
+    </w:p>
+    <w:p>
+      <w:pPr>
+        <w:spacing w:after="120"/>
+        <w:jc w:val="right"/>
+        <w:bidi/>
+      </w:pPr>
+      <w:r>
+        <w:rPr>
+          <w:b w:val="0"/>
+          <w:sz w:val="22"/>
+        </w:rPr>
+        <w:t>שכר הטרחה של עוה"ד אינו כולל הוצאות כגון צילום חומרים, אגרות וכיוצ"ב. הלקוח ישא באופן בלעדי בהוצאות אשר ישולמו מיד בעת המצאת חשבונית.</w:t>
+      </w:r>
+    </w:p>
+    <w:p>
+      <w:pPr>
+        <w:spacing w:after="120"/>
+        <w:jc w:val="right"/>
+        <w:bidi/>
+      </w:pPr>
+      <w:r>
+        <w:rPr>
+          <w:b w:val="0"/>
+          <w:sz w:val="22"/>
+        </w:rPr>
+        <w:t>שכר הטרחה המפורט לעיל אינו כולל ייצוג בערכאות ערעור.</w:t>
+      </w:r>
+    </w:p>
+    <w:p>
+      <w:pPr>
+        <w:spacing w:after="120"/>
+        <w:jc w:val="right"/>
+        <w:bidi/>
+      </w:pPr>
+    </w:p>
+    <w:p>
+      <w:pPr>
+        <w:spacing w:after="120"/>
+        <w:jc w:val="right"/>
+        <w:bidi/>
+      </w:pPr>
+      <w:r>
+        <w:rPr>
+          <w:b w:val="0"/>
+          <w:sz w:val="22"/>
+        </w:rPr>
+        <w:t>אני מאשר/ת את ההסכם:</w:t>
+      </w:r>
+    </w:p>
+    <w:p>
+      <w:pPr>
+        <w:spacing w:after="120"/>
+        <w:jc w:val="right"/>
+        <w:bidi/>
+      </w:pPr>
+      <w:r>
+        <w:rPr>
+          <w:b w:val="0"/>
+          <w:sz w:val="22"/>
+        </w:rPr>
+        <w:t>תאריך: ______________</w:t>
+      </w:r>
+    </w:p>
+    <w:p>
+      <w:pPr>
+        <w:spacing w:after="120"/>
+        <w:jc w:val="right"/>
+        <w:bidi/>
+      </w:pPr>
+      <w:r>
+        <w:rPr>
+          <w:b w:val="0"/>
+          <w:sz w:val="22"/>
+        </w:rPr>
+        <w:t>שם: {{CLIENT_NAME}}</w:t>
+      </w:r>
+    </w:p>
+    <w:p>
+      <w:pPr>
+        <w:spacing w:after="120"/>
+        <w:jc w:val="right"/>
+        <w:bidi/>
+      </w:pPr>
+      <w:r>
+        <w:rPr>
+          <w:b w:val="0"/>
+          <w:sz w:val="22"/>
+        </w:rPr>
+        <w:t>חתימה: ______________</w:t>
       </w:r>
     </w:p>
     <w:sectPr>
@@ -457,7 +614,6 @@
     <w:qFormat/>
     <w:rsid w:val="00FC693F"/>
     <w:rPr>
-      <w:rFonts w:ascii="Calibri" w:hAnsi="Calibri"/>
       <w:sz w:val="22"/>
     </w:rPr>
   </w:style>
